--- a/_Studying(5th_sem)/MathLogicAndAlghorithmsTheory/17.10.2025.docx
+++ b/_Studying(5th_sem)/MathLogicAndAlghorithmsTheory/17.10.2025.docx
@@ -166,11 +166,6 @@
       </w:r>
     </w:p>
     <w:p>
-      <w:pPr>
-        <w:rPr>
-          <w:lang w:val="en-US"/>
-        </w:rPr>
-      </w:pPr>
       <w:r>
         <w:rPr>
           <w:lang w:val="en-US"/>
@@ -462,9 +457,6 @@
       </w:r>
       <w:proofErr w:type="spellEnd"/>
       <w:r>
-        <w:rPr>
-          <w:lang w:val="en-US"/>
-        </w:rPr>
         <w:t>=</w:t>
       </w:r>
       <w:proofErr w:type="spellStart"/>
@@ -476,28 +468,16 @@
       </w:r>
       <w:proofErr w:type="spellEnd"/>
       <w:r>
-        <w:rPr>
-          <w:lang w:val="en-US"/>
-        </w:rPr>
         <w:t xml:space="preserve"> (</w:t>
       </w:r>
       <w:r>
         <w:t>отношение тождества</w:t>
       </w:r>
       <w:r>
-        <w:rPr>
-          <w:lang w:val="en-US"/>
-        </w:rPr>
         <w:t>)</w:t>
       </w:r>
     </w:p>
-    <w:p>
-      <w:pPr>
-        <w:rPr>
-          <w:lang w:val="en-US"/>
-        </w:rPr>
-      </w:pPr>
-    </w:p>
+    <w:p/>
     <w:p>
       <w:r>
         <w:t xml:space="preserve">3 определения наводнения (гидрология; геология; </w:t>
@@ -522,13 +502,7 @@
         <w:t>определение не должно быть номинальным.</w:t>
       </w:r>
     </w:p>
-    <w:p>
-      <w:pPr>
-        <w:rPr>
-          <w:lang w:val="en-US"/>
-        </w:rPr>
-      </w:pPr>
-    </w:p>
+    <w:p/>
     <w:p>
       <w:r>
         <w:t>нарисовали параболу – демонстрация/предъявление.</w:t>
